--- a/docs/bid-package-terms/JBB Bid Package Terms and Conditions.docx
+++ b/docs/bid-package-terms/JBB Bid Package Terms and Conditions.docx
@@ -348,7 +348,7 @@
           <w:sz w:val="18"/>
           <w:szCs w:val="18"/>
         </w:rPr>
-        <w:t xml:space="preserve">Unless the Order states otherwise, invoices are paid within 30 days of receipt. Payment for partial shipments is made only where the Order provides for it, and the Order may make the passing of tests or inspections, or the supply of documentation, a condition of payment.</w:t>
+        <w:t xml:space="preserve">Invoices are paid on the terms stated in the Works Order. Payment for partial shipments is made only where the Order provides for it, and the Order may make the passing of tests or inspections, or the supply of documentation, a condition of payment.</w:t>
       </w:r>
     </w:p>
     <w:p>
